--- a/03_Entregables-diseño/SI - Ciclo II/1 - SI-SGCSSMA - Sistema de gestión de calidad, seguridad, salud y medio ambiente/09_Silabo-vFinal.docx
+++ b/03_Entregables-diseño/SI - Ciclo II/1 - SI-SGCSSMA - Sistema de gestión de calidad, seguridad, salud y medio ambiente/09_Silabo-vFinal.docx
@@ -976,7 +976,7 @@
               <w:rPr>
                 <w:rFonts w:ascii="Calibri" w:eastAsia="Calibri" w:hAnsi="Calibri" w:cs="Calibri"/>
               </w:rPr>
-              <w:t>4</w:t>
+              <w:t>5</w:t>
             </w:r>
           </w:p>
         </w:tc>
